--- a/documentacion/word/RecepcionElectronica/MT-RE-001-ManualTecnico.docx
+++ b/documentacion/word/RecepcionElectronica/MT-RE-001-ManualTecnico.docx
@@ -6,8 +6,10 @@
       <w:pPr>
         <w:pStyle w:val="Heading1"/>
       </w:pPr>
-      <w:r/>
       <w:r>
+        <w:rPr>
+          <w:color w:val="1F4E79"/>
+        </w:rPr>
         <w:t>Manual Técnico</w:t>
       </w:r>
     </w:p>
@@ -15,8 +17,10 @@
       <w:pPr>
         <w:pStyle w:val="Heading2"/>
       </w:pPr>
-      <w:r/>
       <w:r>
+        <w:rPr>
+          <w:color w:val="1F4E79"/>
+        </w:rPr>
         <w:t>Recepción Electrónica (RE) — Base</w:t>
       </w:r>
     </w:p>
@@ -44,11 +48,13 @@
             <w:r>
               <w:rPr>
                 <w:b/>
+                <w:color w:val="1F4E79"/>
               </w:rPr>
             </w:r>
             <w:r>
               <w:rPr>
                 <w:b/>
+                <w:color w:val="1F4E79"/>
               </w:rPr>
               <w:t>Campo</w:t>
             </w:r>
@@ -62,11 +68,13 @@
             <w:r>
               <w:rPr>
                 <w:b/>
+                <w:color w:val="1F4E79"/>
               </w:rPr>
             </w:r>
             <w:r>
               <w:rPr>
                 <w:b/>
+                <w:color w:val="1F4E79"/>
               </w:rPr>
               <w:t>Descripción</w:t>
             </w:r>
@@ -271,8 +279,10 @@
       <w:pPr>
         <w:pStyle w:val="Heading2"/>
       </w:pPr>
-      <w:r/>
       <w:r>
+        <w:rPr>
+          <w:color w:val="1F4E79"/>
+        </w:rPr>
         <w:t>Control de versiones</w:t>
       </w:r>
     </w:p>
@@ -297,11 +307,13 @@
             <w:r>
               <w:rPr>
                 <w:b/>
+                <w:color w:val="1F4E79"/>
               </w:rPr>
             </w:r>
             <w:r>
               <w:rPr>
                 <w:b/>
+                <w:color w:val="1F4E79"/>
               </w:rPr>
               <w:t>Versión</w:t>
             </w:r>
@@ -315,11 +327,13 @@
             <w:r>
               <w:rPr>
                 <w:b/>
+                <w:color w:val="1F4E79"/>
               </w:rPr>
             </w:r>
             <w:r>
               <w:rPr>
                 <w:b/>
+                <w:color w:val="1F4E79"/>
               </w:rPr>
               <w:t>Fecha</w:t>
             </w:r>
@@ -333,11 +347,13 @@
             <w:r>
               <w:rPr>
                 <w:b/>
+                <w:color w:val="1F4E79"/>
               </w:rPr>
             </w:r>
             <w:r>
               <w:rPr>
                 <w:b/>
+                <w:color w:val="1F4E79"/>
               </w:rPr>
               <w:t>Autor</w:t>
             </w:r>
@@ -351,11 +367,13 @@
             <w:r>
               <w:rPr>
                 <w:b/>
+                <w:color w:val="1F4E79"/>
               </w:rPr>
             </w:r>
             <w:r>
               <w:rPr>
                 <w:b/>
+                <w:color w:val="1F4E79"/>
               </w:rPr>
               <w:t>Descripción</w:t>
             </w:r>
@@ -414,8 +432,10 @@
       <w:pPr>
         <w:pStyle w:val="Heading2"/>
       </w:pPr>
-      <w:r/>
       <w:r>
+        <w:rPr>
+          <w:color w:val="1F4E79"/>
+        </w:rPr>
         <w:t>1. Visión general</w:t>
       </w:r>
     </w:p>
@@ -484,7 +504,6 @@
       <w:r>
         <w:rPr>
           <w:rFonts w:ascii="Consolas" w:hAnsi="Consolas"/>
-          <w:color w:val="C7254E"/>
         </w:rPr>
         <w:t>[Foto: diagrama de arquitectura general del sistema]</w:t>
       </w:r>
@@ -493,8 +512,10 @@
       <w:pPr>
         <w:pStyle w:val="Heading2"/>
       </w:pPr>
-      <w:r/>
       <w:r>
+        <w:rPr>
+          <w:color w:val="1F4E79"/>
+        </w:rPr>
         <w:t>2. Arquitectura</w:t>
       </w:r>
     </w:p>
@@ -518,11 +539,13 @@
             <w:r>
               <w:rPr>
                 <w:b/>
+                <w:color w:val="1F4E79"/>
               </w:rPr>
             </w:r>
             <w:r>
               <w:rPr>
                 <w:b/>
+                <w:color w:val="1F4E79"/>
               </w:rPr>
               <w:t>Capa</w:t>
             </w:r>
@@ -536,11 +559,13 @@
             <w:r>
               <w:rPr>
                 <w:b/>
+                <w:color w:val="1F4E79"/>
               </w:rPr>
             </w:r>
             <w:r>
               <w:rPr>
                 <w:b/>
+                <w:color w:val="1F4E79"/>
               </w:rPr>
               <w:t>Tecnología</w:t>
             </w:r>
@@ -554,11 +579,13 @@
             <w:r>
               <w:rPr>
                 <w:b/>
+                <w:color w:val="1F4E79"/>
               </w:rPr>
             </w:r>
             <w:r>
               <w:rPr>
                 <w:b/>
+                <w:color w:val="1F4E79"/>
               </w:rPr>
               <w:t>Responsabilidad</w:t>
             </w:r>
@@ -676,19 +703,11 @@
       <w:pPr>
         <w:pStyle w:val="Heading2"/>
       </w:pPr>
-      <w:r/>
-      <w:r>
-        <w:t>3. Frontend (</w:t>
-      </w:r>
       <w:r>
         <w:rPr>
-          <w:rFonts w:ascii="Consolas" w:hAnsi="Consolas"/>
-          <w:color w:val="C7254E"/>
+          <w:color w:val="1F4E79"/>
         </w:rPr>
-        <w:t>front/</w:t>
-      </w:r>
-      <w:r>
-        <w:t>)</w:t>
+        <w:t>3. Frontend (`front/`)</w:t>
       </w:r>
     </w:p>
     <w:tbl>
@@ -710,11 +729,13 @@
             <w:r>
               <w:rPr>
                 <w:b/>
+                <w:color w:val="1F4E79"/>
               </w:rPr>
             </w:r>
             <w:r>
               <w:rPr>
                 <w:b/>
+                <w:color w:val="1F4E79"/>
               </w:rPr>
               <w:t>Carpeta</w:t>
             </w:r>
@@ -728,11 +749,13 @@
             <w:r>
               <w:rPr>
                 <w:b/>
+                <w:color w:val="1F4E79"/>
               </w:rPr>
             </w:r>
             <w:r>
               <w:rPr>
                 <w:b/>
+                <w:color w:val="1F4E79"/>
               </w:rPr>
               <w:t>Propósito</w:t>
             </w:r>
@@ -749,7 +772,6 @@
             <w:r>
               <w:rPr>
                 <w:rFonts w:ascii="Consolas" w:hAnsi="Consolas"/>
-                <w:color w:val="C7254E"/>
               </w:rPr>
               <w:t>src/app</w:t>
             </w:r>
@@ -777,7 +799,6 @@
             <w:r>
               <w:rPr>
                 <w:rFonts w:ascii="Consolas" w:hAnsi="Consolas"/>
-                <w:color w:val="C7254E"/>
               </w:rPr>
               <w:t>src/app/menus</w:t>
             </w:r>
@@ -805,7 +826,6 @@
             <w:r>
               <w:rPr>
                 <w:rFonts w:ascii="Consolas" w:hAnsi="Consolas"/>
-                <w:color w:val="C7254E"/>
               </w:rPr>
               <w:t>src/components</w:t>
             </w:r>
@@ -833,7 +853,6 @@
             <w:r>
               <w:rPr>
                 <w:rFonts w:ascii="Consolas" w:hAnsi="Consolas"/>
-                <w:color w:val="C7254E"/>
               </w:rPr>
               <w:t>src/components/auth</w:t>
             </w:r>
@@ -861,7 +880,6 @@
             <w:r>
               <w:rPr>
                 <w:rFonts w:ascii="Consolas" w:hAnsi="Consolas"/>
-                <w:color w:val="C7254E"/>
               </w:rPr>
               <w:t>src/components/catalogos</w:t>
             </w:r>
@@ -889,7 +907,6 @@
             <w:r>
               <w:rPr>
                 <w:rFonts w:ascii="Consolas" w:hAnsi="Consolas"/>
-                <w:color w:val="C7254E"/>
               </w:rPr>
               <w:t>src/components/recepcion</w:t>
             </w:r>
@@ -917,7 +934,6 @@
             <w:r>
               <w:rPr>
                 <w:rFonts w:ascii="Consolas" w:hAnsi="Consolas"/>
-                <w:color w:val="C7254E"/>
               </w:rPr>
               <w:t>src/components/controlAcceso</w:t>
             </w:r>
@@ -945,7 +961,6 @@
             <w:r>
               <w:rPr>
                 <w:rFonts w:ascii="Consolas" w:hAnsi="Consolas"/>
-                <w:color w:val="C7254E"/>
               </w:rPr>
               <w:t>src/components/kiosco</w:t>
             </w:r>
@@ -973,7 +988,6 @@
             <w:r>
               <w:rPr>
                 <w:rFonts w:ascii="Consolas" w:hAnsi="Consolas"/>
-                <w:color w:val="C7254E"/>
               </w:rPr>
               <w:t>src/components/setup</w:t>
             </w:r>
@@ -1001,7 +1015,6 @@
             <w:r>
               <w:rPr>
                 <w:rFonts w:ascii="Consolas" w:hAnsi="Consolas"/>
-                <w:color w:val="C7254E"/>
               </w:rPr>
               <w:t>src/utils</w:t>
             </w:r>
@@ -1028,7 +1041,6 @@
       <w:r>
         <w:rPr>
           <w:rFonts w:ascii="Consolas" w:hAnsi="Consolas"/>
-          <w:color w:val="C7254E"/>
         </w:rPr>
         <w:t>src/components/Routes.tsx</w:t>
       </w:r>
@@ -1038,7 +1050,6 @@
       <w:r>
         <w:rPr>
           <w:rFonts w:ascii="Consolas" w:hAnsi="Consolas"/>
-          <w:color w:val="C7254E"/>
         </w:rPr>
         <w:t>src/app/menus/mainMenu.tsx</w:t>
       </w:r>
@@ -1050,19 +1061,11 @@
       <w:pPr>
         <w:pStyle w:val="Heading2"/>
       </w:pPr>
-      <w:r/>
-      <w:r>
-        <w:t>4. Backend (</w:t>
-      </w:r>
       <w:r>
         <w:rPr>
-          <w:rFonts w:ascii="Consolas" w:hAnsi="Consolas"/>
-          <w:color w:val="C7254E"/>
+          <w:color w:val="1F4E79"/>
         </w:rPr>
-        <w:t>back/</w:t>
-      </w:r>
-      <w:r>
-        <w:t>)</w:t>
+        <w:t>4. Backend (`back/`)</w:t>
       </w:r>
     </w:p>
     <w:tbl>
@@ -1084,11 +1087,13 @@
             <w:r>
               <w:rPr>
                 <w:b/>
+                <w:color w:val="1F4E79"/>
               </w:rPr>
             </w:r>
             <w:r>
               <w:rPr>
                 <w:b/>
+                <w:color w:val="1F4E79"/>
               </w:rPr>
               <w:t>Carpeta</w:t>
             </w:r>
@@ -1102,11 +1107,13 @@
             <w:r>
               <w:rPr>
                 <w:b/>
+                <w:color w:val="1F4E79"/>
               </w:rPr>
             </w:r>
             <w:r>
               <w:rPr>
                 <w:b/>
+                <w:color w:val="1F4E79"/>
               </w:rPr>
               <w:t>Propósito</w:t>
             </w:r>
@@ -1123,7 +1130,6 @@
             <w:r>
               <w:rPr>
                 <w:rFonts w:ascii="Consolas" w:hAnsi="Consolas"/>
-                <w:color w:val="C7254E"/>
               </w:rPr>
               <w:t>controllers</w:t>
             </w:r>
@@ -1151,7 +1157,6 @@
             <w:r>
               <w:rPr>
                 <w:rFonts w:ascii="Consolas" w:hAnsi="Consolas"/>
-                <w:color w:val="C7254E"/>
               </w:rPr>
               <w:t>routes</w:t>
             </w:r>
@@ -1179,7 +1184,6 @@
             <w:r>
               <w:rPr>
                 <w:rFonts w:ascii="Consolas" w:hAnsi="Consolas"/>
-                <w:color w:val="C7254E"/>
               </w:rPr>
               <w:t>models</w:t>
             </w:r>
@@ -1207,7 +1211,6 @@
             <w:r>
               <w:rPr>
                 <w:rFonts w:ascii="Consolas" w:hAnsi="Consolas"/>
-                <w:color w:val="C7254E"/>
               </w:rPr>
               <w:t>middlewares</w:t>
             </w:r>
@@ -1235,7 +1238,6 @@
             <w:r>
               <w:rPr>
                 <w:rFonts w:ascii="Consolas" w:hAnsi="Consolas"/>
-                <w:color w:val="C7254E"/>
               </w:rPr>
               <w:t>validators</w:t>
             </w:r>
@@ -1263,7 +1265,6 @@
             <w:r>
               <w:rPr>
                 <w:rFonts w:ascii="Consolas" w:hAnsi="Consolas"/>
-                <w:color w:val="C7254E"/>
               </w:rPr>
               <w:t>cron</w:t>
             </w:r>
@@ -1291,7 +1292,6 @@
             <w:r>
               <w:rPr>
                 <w:rFonts w:ascii="Consolas" w:hAnsi="Consolas"/>
-                <w:color w:val="C7254E"/>
               </w:rPr>
               <w:t>handlers</w:t>
             </w:r>
@@ -1301,7 +1301,6 @@
             <w:r>
               <w:rPr>
                 <w:rFonts w:ascii="Consolas" w:hAnsi="Consolas"/>
-                <w:color w:val="C7254E"/>
               </w:rPr>
               <w:t>realtime</w:t>
             </w:r>
@@ -1329,7 +1328,6 @@
             <w:r>
               <w:rPr>
                 <w:rFonts w:ascii="Consolas" w:hAnsi="Consolas"/>
-                <w:color w:val="C7254E"/>
               </w:rPr>
               <w:t>utils</w:t>
             </w:r>
@@ -1357,7 +1355,6 @@
             <w:r>
               <w:rPr>
                 <w:rFonts w:ascii="Consolas" w:hAnsi="Consolas"/>
-                <w:color w:val="C7254E"/>
               </w:rPr>
               <w:t>secure</w:t>
             </w:r>
@@ -1401,11 +1398,13 @@
             <w:r>
               <w:rPr>
                 <w:b/>
+                <w:color w:val="1F4E79"/>
               </w:rPr>
             </w:r>
             <w:r>
               <w:rPr>
                 <w:b/>
+                <w:color w:val="1F4E79"/>
               </w:rPr>
               <w:t>Archivo</w:t>
             </w:r>
@@ -1419,11 +1418,13 @@
             <w:r>
               <w:rPr>
                 <w:b/>
+                <w:color w:val="1F4E79"/>
               </w:rPr>
             </w:r>
             <w:r>
               <w:rPr>
                 <w:b/>
+                <w:color w:val="1F4E79"/>
               </w:rPr>
               <w:t>Propósito</w:t>
             </w:r>
@@ -1440,7 +1441,6 @@
             <w:r>
               <w:rPr>
                 <w:rFonts w:ascii="Consolas" w:hAnsi="Consolas"/>
-                <w:color w:val="C7254E"/>
               </w:rPr>
               <w:t>index.ts</w:t>
             </w:r>
@@ -1468,7 +1468,6 @@
             <w:r>
               <w:rPr>
                 <w:rFonts w:ascii="Consolas" w:hAnsi="Consolas"/>
-                <w:color w:val="C7254E"/>
               </w:rPr>
               <w:t>server.ts</w:t>
             </w:r>
@@ -1496,7 +1495,6 @@
             <w:r>
               <w:rPr>
                 <w:rFonts w:ascii="Consolas" w:hAnsi="Consolas"/>
-                <w:color w:val="C7254E"/>
               </w:rPr>
               <w:t>config.ts</w:t>
             </w:r>
@@ -1524,7 +1522,6 @@
             <w:r>
               <w:rPr>
                 <w:rFonts w:ascii="Consolas" w:hAnsi="Consolas"/>
-                <w:color w:val="C7254E"/>
               </w:rPr>
               <w:t>connection.ts</w:t>
             </w:r>
@@ -1548,8 +1545,10 @@
       <w:pPr>
         <w:pStyle w:val="Heading3"/>
       </w:pPr>
-      <w:r/>
       <w:r>
+        <w:rPr>
+          <w:color w:val="1F4E79"/>
+        </w:rPr>
         <w:t>4.1 Middlewares</w:t>
       </w:r>
     </w:p>
@@ -1572,11 +1571,13 @@
             <w:r>
               <w:rPr>
                 <w:b/>
+                <w:color w:val="1F4E79"/>
               </w:rPr>
             </w:r>
             <w:r>
               <w:rPr>
                 <w:b/>
+                <w:color w:val="1F4E79"/>
               </w:rPr>
               <w:t>Middleware</w:t>
             </w:r>
@@ -1590,11 +1591,13 @@
             <w:r>
               <w:rPr>
                 <w:b/>
+                <w:color w:val="1F4E79"/>
               </w:rPr>
             </w:r>
             <w:r>
               <w:rPr>
                 <w:b/>
+                <w:color w:val="1F4E79"/>
               </w:rPr>
               <w:t>Propósito</w:t>
             </w:r>
@@ -1611,7 +1614,6 @@
             <w:r>
               <w:rPr>
                 <w:rFonts w:ascii="Consolas" w:hAnsi="Consolas"/>
-                <w:color w:val="C7254E"/>
               </w:rPr>
               <w:t>validarToken.ts</w:t>
             </w:r>
@@ -1639,7 +1641,6 @@
             <w:r>
               <w:rPr>
                 <w:rFonts w:ascii="Consolas" w:hAnsi="Consolas"/>
-                <w:color w:val="C7254E"/>
               </w:rPr>
               <w:t>validarTokenWS.ts</w:t>
             </w:r>
@@ -1667,7 +1668,6 @@
             <w:r>
               <w:rPr>
                 <w:rFonts w:ascii="Consolas" w:hAnsi="Consolas"/>
-                <w:color w:val="C7254E"/>
               </w:rPr>
               <w:t>limiters.ts</w:t>
             </w:r>
@@ -1695,7 +1695,6 @@
             <w:r>
               <w:rPr>
                 <w:rFonts w:ascii="Consolas" w:hAnsi="Consolas"/>
-                <w:color w:val="C7254E"/>
               </w:rPr>
               <w:t>logRequest.ts</w:t>
             </w:r>
@@ -1723,7 +1722,6 @@
             <w:r>
               <w:rPr>
                 <w:rFonts w:ascii="Consolas" w:hAnsi="Consolas"/>
-                <w:color w:val="C7254E"/>
               </w:rPr>
               <w:t>log.ts</w:t>
             </w:r>
@@ -1751,7 +1749,6 @@
             <w:r>
               <w:rPr>
                 <w:rFonts w:ascii="Consolas" w:hAnsi="Consolas"/>
-                <w:color w:val="C7254E"/>
               </w:rPr>
               <w:t>mail.ts</w:t>
             </w:r>
@@ -1775,8 +1772,10 @@
       <w:pPr>
         <w:pStyle w:val="Heading2"/>
       </w:pPr>
-      <w:r/>
       <w:r>
+        <w:rPr>
+          <w:color w:val="1F4E79"/>
+        </w:rPr>
         <w:t>5. Seguridad técnica</w:t>
       </w:r>
     </w:p>
@@ -1790,7 +1789,6 @@
       <w:r>
         <w:rPr>
           <w:rFonts w:ascii="Consolas" w:hAnsi="Consolas"/>
-          <w:color w:val="C7254E"/>
         </w:rPr>
         <w:t>x-access-token</w:t>
       </w:r>
@@ -1816,7 +1814,6 @@
       <w:r>
         <w:rPr>
           <w:rFonts w:ascii="Consolas" w:hAnsi="Consolas"/>
-          <w:color w:val="C7254E"/>
         </w:rPr>
         <w:t>SECRET_CRYPTO</w:t>
       </w:r>
@@ -1850,7 +1847,6 @@
       <w:r>
         <w:rPr>
           <w:rFonts w:ascii="Consolas" w:hAnsi="Consolas"/>
-          <w:color w:val="C7254E"/>
         </w:rPr>
         <w:t>back/secure</w:t>
       </w:r>
@@ -1874,10 +1870,10 @@
         <w:rPr>
           <w:b/>
         </w:rPr>
-        <w:t>PSI.12</w:t>
+        <w:t>PSI.01</w:t>
       </w:r>
       <w:r>
-        <w:t xml:space="preserve"> (desarrollo seguro), </w:t>
+        <w:t xml:space="preserve"> (requisitos de seguridad en proyectos), </w:t>
       </w:r>
       <w:r>
         <w:rPr>
@@ -1886,24 +1882,26 @@
         <w:t>PSI.05</w:t>
       </w:r>
       <w:r>
-        <w:t xml:space="preserve"> (control de accesos), </w:t>
+        <w:t xml:space="preserve"> (control de accesos y enmascaramiento de datos) y </w:t>
       </w:r>
       <w:r>
         <w:rPr>
           <w:b/>
         </w:rPr>
-        <w:t>Control 8.11</w:t>
+        <w:t>PSI.12</w:t>
       </w:r>
       <w:r>
-        <w:t xml:space="preserve"> (enmascaramiento).</w:t>
+        <w:t xml:space="preserve"> (desarrollo seguro).</w:t>
       </w:r>
     </w:p>
     <w:p>
       <w:pPr>
         <w:pStyle w:val="Heading2"/>
       </w:pPr>
-      <w:r/>
       <w:r>
+        <w:rPr>
+          <w:color w:val="1F4E79"/>
+        </w:rPr>
         <w:t>6. Extensibilidad (módulos opcionales)</w:t>
       </w:r>
     </w:p>
@@ -1922,7 +1920,6 @@
       <w:r>
         <w:rPr>
           <w:rFonts w:ascii="Consolas" w:hAnsi="Consolas"/>
-          <w:color w:val="C7254E"/>
         </w:rPr>
         <w:t>habilitar*</w:t>
       </w:r>
@@ -1932,7 +1929,6 @@
       <w:r>
         <w:rPr>
           <w:rFonts w:ascii="Consolas" w:hAnsi="Consolas"/>
-          <w:color w:val="C7254E"/>
         </w:rPr>
         <w:t>configuraciones</w:t>
       </w:r>
@@ -1950,7 +1946,6 @@
       <w:r>
         <w:rPr>
           <w:rFonts w:ascii="Consolas" w:hAnsi="Consolas"/>
-          <w:color w:val="C7254E"/>
         </w:rPr>
         <w:t>INTEGRACIONES_VISIBLES</w:t>
       </w:r>
@@ -1960,7 +1955,6 @@
       <w:r>
         <w:rPr>
           <w:rFonts w:ascii="Consolas" w:hAnsi="Consolas"/>
-          <w:color w:val="C7254E"/>
         </w:rPr>
         <w:t>INTEGRACIONES_VISIBILIDAD_MODO</w:t>
       </w:r>
@@ -1978,7 +1972,6 @@
       <w:r>
         <w:rPr>
           <w:rFonts w:ascii="Consolas" w:hAnsi="Consolas"/>
-          <w:color w:val="C7254E"/>
         </w:rPr>
         <w:t>Routes.tsx</w:t>
       </w:r>
@@ -1988,7 +1981,6 @@
       <w:r>
         <w:rPr>
           <w:rFonts w:ascii="Consolas" w:hAnsi="Consolas"/>
-          <w:color w:val="C7254E"/>
         </w:rPr>
         <w:t>mainMenu.tsx</w:t>
       </w:r>
@@ -2005,8 +1997,10 @@
       <w:pPr>
         <w:pStyle w:val="Heading2"/>
       </w:pPr>
-      <w:r/>
       <w:r>
+        <w:rPr>
+          <w:color w:val="1F4E79"/>
+        </w:rPr>
         <w:t>7. Componentes auxiliares</w:t>
       </w:r>
     </w:p>
@@ -2017,7 +2011,6 @@
       <w:r>
         <w:rPr>
           <w:rFonts w:ascii="Consolas" w:hAnsi="Consolas"/>
-          <w:color w:val="C7254E"/>
         </w:rPr>
         <w:t>panel_server</w:t>
       </w:r>
@@ -2027,7 +2020,6 @@
       <w:r>
         <w:rPr>
           <w:rFonts w:ascii="Consolas" w:hAnsi="Consolas"/>
-          <w:color w:val="C7254E"/>
         </w:rPr>
         <w:t>demonio_eventos</w:t>
       </w:r>
@@ -2039,8 +2031,10 @@
       <w:pPr>
         <w:pStyle w:val="Heading2"/>
       </w:pPr>
-      <w:r/>
       <w:r>
+        <w:rPr>
+          <w:color w:val="1F4E79"/>
+        </w:rPr>
         <w:t>8. Control documental</w:t>
       </w:r>
     </w:p>
@@ -2067,11 +2061,13 @@
             <w:r>
               <w:rPr>
                 <w:b/>
+                <w:color w:val="1F4E79"/>
               </w:rPr>
             </w:r>
             <w:r>
               <w:rPr>
                 <w:b/>
+                <w:color w:val="1F4E79"/>
               </w:rPr>
               <w:t>Documento</w:t>
             </w:r>
@@ -2085,11 +2081,13 @@
             <w:r>
               <w:rPr>
                 <w:b/>
+                <w:color w:val="1F4E79"/>
               </w:rPr>
             </w:r>
             <w:r>
               <w:rPr>
                 <w:b/>
+                <w:color w:val="1F4E79"/>
               </w:rPr>
               <w:t>Código</w:t>
             </w:r>
@@ -2103,11 +2101,13 @@
             <w:r>
               <w:rPr>
                 <w:b/>
+                <w:color w:val="1F4E79"/>
               </w:rPr>
             </w:r>
             <w:r>
               <w:rPr>
                 <w:b/>
+                <w:color w:val="1F4E79"/>
               </w:rPr>
               <w:t>Versión</w:t>
             </w:r>
@@ -2121,11 +2121,13 @@
             <w:r>
               <w:rPr>
                 <w:b/>
+                <w:color w:val="1F4E79"/>
               </w:rPr>
             </w:r>
             <w:r>
               <w:rPr>
                 <w:b/>
+                <w:color w:val="1F4E79"/>
               </w:rPr>
               <w:t>Fecha</w:t>
             </w:r>
@@ -2139,11 +2141,13 @@
             <w:r>
               <w:rPr>
                 <w:b/>
+                <w:color w:val="1F4E79"/>
               </w:rPr>
             </w:r>
             <w:r>
               <w:rPr>
                 <w:b/>
+                <w:color w:val="1F4E79"/>
               </w:rPr>
               <w:t>Responsable</w:t>
             </w:r>
@@ -2157,11 +2161,13 @@
             <w:r>
               <w:rPr>
                 <w:b/>
+                <w:color w:val="1F4E79"/>
               </w:rPr>
             </w:r>
             <w:r>
               <w:rPr>
                 <w:b/>
+                <w:color w:val="1F4E79"/>
               </w:rPr>
               <w:t>Estado</w:t>
             </w:r>
